--- a/bài 8.docx
+++ b/bài 8.docx
@@ -5116,151 +5116,7 @@
           <w:szCs w:val="24"/>
           <w14:ligatures w14:val="none"/>
         </w:rPr>
-        <w:t xml:space="preserve"> [</w:t>
-      </w:r>
-      <w:proofErr w:type="spellStart"/>
-      <w:r>
-        <w:rPr>
-          <w:rFonts w:asciiTheme="minorHAnsi" w:eastAsia="Times New Roman" w:hAnsiTheme="minorHAnsi" w:cstheme="minorHAnsi"/>
-          <w:color w:val="0F1115"/>
-          <w:kern w:val="0"/>
-          <w:sz w:val="24"/>
-          <w:szCs w:val="24"/>
-          <w14:ligatures w14:val="none"/>
-        </w:rPr>
-        <w:t>đề</w:t>
-      </w:r>
-      <w:proofErr w:type="spellEnd"/>
-      <w:r>
-        <w:rPr>
-          <w:rFonts w:asciiTheme="minorHAnsi" w:eastAsia="Times New Roman" w:hAnsiTheme="minorHAnsi" w:cstheme="minorHAnsi"/>
-          <w:color w:val="0F1115"/>
-          <w:kern w:val="0"/>
-          <w:sz w:val="24"/>
-          <w:szCs w:val="24"/>
-          <w14:ligatures w14:val="none"/>
-        </w:rPr>
-        <w:t xml:space="preserve"> </w:t>
-      </w:r>
-      <w:proofErr w:type="spellStart"/>
-      <w:r>
-        <w:rPr>
-          <w:rFonts w:asciiTheme="minorHAnsi" w:eastAsia="Times New Roman" w:hAnsiTheme="minorHAnsi" w:cstheme="minorHAnsi"/>
-          <w:color w:val="0F1115"/>
-          <w:kern w:val="0"/>
-          <w:sz w:val="24"/>
-          <w:szCs w:val="24"/>
-          <w14:ligatures w14:val="none"/>
-        </w:rPr>
-        <w:t>xuất</w:t>
-      </w:r>
-      <w:proofErr w:type="spellEnd"/>
-      <w:r>
-        <w:rPr>
-          <w:rFonts w:asciiTheme="minorHAnsi" w:eastAsia="Times New Roman" w:hAnsiTheme="minorHAnsi" w:cstheme="minorHAnsi"/>
-          <w:color w:val="0F1115"/>
-          <w:kern w:val="0"/>
-          <w:sz w:val="24"/>
-          <w:szCs w:val="24"/>
-          <w14:ligatures w14:val="none"/>
-        </w:rPr>
-        <w:t xml:space="preserve"> 2-3 </w:t>
-      </w:r>
-      <w:proofErr w:type="spellStart"/>
-      <w:r>
-        <w:rPr>
-          <w:rFonts w:asciiTheme="minorHAnsi" w:eastAsia="Times New Roman" w:hAnsiTheme="minorHAnsi" w:cstheme="minorHAnsi"/>
-          <w:color w:val="0F1115"/>
-          <w:kern w:val="0"/>
-          <w:sz w:val="24"/>
-          <w:szCs w:val="24"/>
-          <w14:ligatures w14:val="none"/>
-        </w:rPr>
-        <w:t>khung</w:t>
-      </w:r>
-      <w:proofErr w:type="spellEnd"/>
-      <w:r>
-        <w:rPr>
-          <w:rFonts w:asciiTheme="minorHAnsi" w:eastAsia="Times New Roman" w:hAnsiTheme="minorHAnsi" w:cstheme="minorHAnsi"/>
-          <w:color w:val="0F1115"/>
-          <w:kern w:val="0"/>
-          <w:sz w:val="24"/>
-          <w:szCs w:val="24"/>
-          <w14:ligatures w14:val="none"/>
-        </w:rPr>
-        <w:t xml:space="preserve"> </w:t>
-      </w:r>
-      <w:proofErr w:type="spellStart"/>
-      <w:r>
-        <w:rPr>
-          <w:rFonts w:asciiTheme="minorHAnsi" w:eastAsia="Times New Roman" w:hAnsiTheme="minorHAnsi" w:cstheme="minorHAnsi"/>
-          <w:color w:val="0F1115"/>
-          <w:kern w:val="0"/>
-          <w:sz w:val="24"/>
-          <w:szCs w:val="24"/>
-          <w14:ligatures w14:val="none"/>
-        </w:rPr>
-        <w:t>giờ</w:t>
-      </w:r>
-      <w:proofErr w:type="spellEnd"/>
-      <w:r>
-        <w:rPr>
-          <w:rFonts w:asciiTheme="minorHAnsi" w:eastAsia="Times New Roman" w:hAnsiTheme="minorHAnsi" w:cstheme="minorHAnsi"/>
-          <w:color w:val="0F1115"/>
-          <w:kern w:val="0"/>
-          <w:sz w:val="24"/>
-          <w:szCs w:val="24"/>
-          <w14:ligatures w14:val="none"/>
-        </w:rPr>
-        <w:t xml:space="preserve"> </w:t>
-      </w:r>
-      <w:proofErr w:type="spellStart"/>
-      <w:r>
-        <w:rPr>
-          <w:rFonts w:asciiTheme="minorHAnsi" w:eastAsia="Times New Roman" w:hAnsiTheme="minorHAnsi" w:cstheme="minorHAnsi"/>
-          <w:color w:val="0F1115"/>
-          <w:kern w:val="0"/>
-          <w:sz w:val="24"/>
-          <w:szCs w:val="24"/>
-          <w14:ligatures w14:val="none"/>
-        </w:rPr>
-        <w:t>cụ</w:t>
-      </w:r>
-      <w:proofErr w:type="spellEnd"/>
-      <w:r>
-        <w:rPr>
-          <w:rFonts w:asciiTheme="minorHAnsi" w:eastAsia="Times New Roman" w:hAnsiTheme="minorHAnsi" w:cstheme="minorHAnsi"/>
-          <w:color w:val="0F1115"/>
-          <w:kern w:val="0"/>
-          <w:sz w:val="24"/>
-          <w:szCs w:val="24"/>
-          <w14:ligatures w14:val="none"/>
-        </w:rPr>
-        <w:t xml:space="preserve"> </w:t>
-      </w:r>
-      <w:proofErr w:type="spellStart"/>
-      <w:r>
-        <w:rPr>
-          <w:rFonts w:asciiTheme="minorHAnsi" w:eastAsia="Times New Roman" w:hAnsiTheme="minorHAnsi" w:cstheme="minorHAnsi"/>
-          <w:color w:val="0F1115"/>
-          <w:kern w:val="0"/>
-          <w:sz w:val="24"/>
-          <w:szCs w:val="24"/>
-          <w14:ligatures w14:val="none"/>
-        </w:rPr>
-        <w:t>thể</w:t>
-      </w:r>
-      <w:proofErr w:type="spellEnd"/>
-      <w:r>
-        <w:rPr>
-          <w:rFonts w:asciiTheme="minorHAnsi" w:eastAsia="Times New Roman" w:hAnsiTheme="minorHAnsi" w:cstheme="minorHAnsi"/>
-          <w:color w:val="0F1115"/>
-          <w:kern w:val="0"/>
-          <w:sz w:val="24"/>
-          <w:szCs w:val="24"/>
-          <w14:ligatures w14:val="none"/>
-        </w:rPr>
-        <w:t xml:space="preserve">]. Xin </w:t>
+        <w:t xml:space="preserve">. Xin </w:t>
       </w:r>
       <w:proofErr w:type="spellStart"/>
       <w:r>
@@ -7895,6 +7751,7 @@
   <w:style w:type="character" w:default="1" w:styleId="DefaultParagraphFont">
     <w:name w:val="Default Paragraph Font"/>
     <w:uiPriority w:val="1"/>
+    <w:semiHidden/>
     <w:unhideWhenUsed/>
   </w:style>
   <w:style w:type="table" w:default="1" w:styleId="TableNormal">
